--- a/bulletin-final/template/TEMPLATE.docx
+++ b/bulletin-final/template/TEMPLATE.docx
@@ -83,7 +83,7 @@
         <w:jc w:val="center"/>
       </w:pPr>
       <w:r>
-        <w:t>2026.3.29</w:t>
+        <w:t>{{DATE}}</w:t>
       </w:r>
     </w:p>
     <w:p>
@@ -112,7 +112,7 @@
         <w:spacing w:before="20" w:after="20"/>
       </w:pPr>
       <w:r>
-        <w:t>This Evening: No Service</w:t>
+        <w:t>{{THIS_EVENING}}</w:t>
       </w:r>
     </w:p>
     <w:p>
@@ -125,7 +125,7 @@
         <w:spacing w:before="20" w:after="20"/>
       </w:pPr>
       <w:r>
-        <w:t>Wednesday Eve: Small Groups</w:t>
+        <w:t>{{WEDNESDAY_EVE}}</w:t>
       </w:r>
     </w:p>
     <w:p>
@@ -138,7 +138,7 @@
         <w:spacing w:before="20" w:after="20"/>
       </w:pPr>
       <w:r>
-        <w:t>Next Sunday Devotions: Marcus Yoder</w:t>
+        <w:t>{{DEVOTIONS}}</w:t>
       </w:r>
     </w:p>
     <w:p>
@@ -151,7 +151,7 @@
         <w:spacing w:before="20" w:after="20"/>
       </w:pPr>
       <w:r>
-        <w:t>Next Sunday Chair Set Up: Brian Miller</w:t>
+        <w:t>{{CHAIR_SETUP}}</w:t>
       </w:r>
     </w:p>
     <w:p>
@@ -164,7 +164,7 @@
         <w:spacing w:before="20" w:after="20"/>
       </w:pPr>
       <w:r>
-        <w:t>Next Sunday Host &amp; Hostess: Kevin &amp; Sarah Wagler</w:t>
+        <w:t>{{HOST_HOSTESS}}</w:t>
       </w:r>
     </w:p>
     <w:p>
@@ -177,20 +177,7 @@
         <w:spacing w:before="20" w:after="20"/>
       </w:pPr>
       <w:r>
-        <w:t>Church potluck April 20th after morning service</w:t>
-      </w:r>
-    </w:p>
-    <w:p>
-      <w:pPr>
-        <w:pStyle w:val="ListParagraph"/>
-        <w:numPr>
-          <w:ilvl w:val="0"/>
-          <w:numId w:val="2"/>
-        </w:numPr>
-        <w:spacing w:before="20" w:after="20"/>
-      </w:pPr>
-      <w:r>
-        <w:t>Youth group volunteering at food bank next Saturday</w:t>
+        <w:t>{{ANNOUNCEMENT_ITEM}}</w:t>
       </w:r>
     </w:p>
     <w:p>
@@ -219,67 +206,7 @@
         <w:spacing w:before="20" w:after="20"/>
       </w:pPr>
       <w:r>
-        <w:t>April 5th – Easter Sunday</w:t>
-      </w:r>
-    </w:p>
-    <w:p>
-      <w:pPr>
-        <w:pStyle w:val="ListParagraph"/>
-        <w:numPr>
-          <w:ilvl w:val="0"/>
-          <w:numId w:val="3"/>
-        </w:numPr>
-        <w:spacing w:before="20" w:after="20"/>
-      </w:pPr>
-      <w:r>
-        <w:t>April 8th – Preparatory Service</w:t>
-      </w:r>
-    </w:p>
-    <w:p>
-      <w:pPr>
-        <w:pStyle w:val="ListParagraph"/>
-        <w:numPr>
-          <w:ilvl w:val="0"/>
-          <w:numId w:val="3"/>
-        </w:numPr>
-        <w:spacing w:before="20" w:after="20"/>
-      </w:pPr>
-      <w:r>
-        <w:t>April 12th – Communion</w:t>
-      </w:r>
-    </w:p>
-    <w:p>
-      <w:pPr>
-        <w:pStyle w:val="ListParagraph"/>
-        <w:numPr>
-          <w:ilvl w:val="0"/>
-          <w:numId w:val="3"/>
-        </w:numPr>
-        <w:spacing w:before="20" w:after="20"/>
-      </w:pPr>
-      <w:r>
-        <w:t xml:space="preserve">Pike County Boy’s Camp registration opens April 1st – 60 </w:t>
-      </w:r>
-      <w:proofErr w:type="gramStart"/>
-      <w:r>
-        <w:t>boys</w:t>
-      </w:r>
-      <w:proofErr w:type="gramEnd"/>
-      <w:r>
-        <w:t xml:space="preserve"> max</w:t>
-      </w:r>
-    </w:p>
-    <w:p>
-      <w:pPr>
-        <w:pStyle w:val="ListParagraph"/>
-        <w:numPr>
-          <w:ilvl w:val="0"/>
-          <w:numId w:val="3"/>
-        </w:numPr>
-        <w:spacing w:before="20" w:after="20"/>
-      </w:pPr>
-      <w:r>
-        <w:t>May 17th – DNR Presentation</w:t>
+        <w:t>{{EVENT_ITEM}}</w:t>
       </w:r>
     </w:p>
     <w:p>
@@ -308,72 +235,15 @@
         <w:spacing w:before="20" w:after="20"/>
       </w:pPr>
       <w:r>
-        <w:t>THOSE IN SERVICE - Judith Miller (EBI); Bryant Wagler (Detroit)</w:t>
-      </w:r>
-    </w:p>
-    <w:p>
-      <w:pPr>
-        <w:pStyle w:val="ListParagraph"/>
-        <w:numPr>
-          <w:ilvl w:val="0"/>
-          <w:numId w:val="4"/>
-        </w:numPr>
+        <w:t>{{IN_SERVICE}}</w:t>
+      </w:r>
+    </w:p>
+    <w:p>
+      <w:pPr>
         <w:spacing w:before="20" w:after="20"/>
       </w:pPr>
       <w:r>
-        <w:t>Leon Wagler – Praise for safe travel mercies this week</w:t>
-      </w:r>
-    </w:p>
-    <w:p>
-      <w:pPr>
-        <w:pStyle w:val="ListParagraph"/>
-        <w:numPr>
-          <w:ilvl w:val="0"/>
-          <w:numId w:val="4"/>
-        </w:numPr>
-        <w:spacing w:before="20" w:after="20"/>
-      </w:pPr>
-      <w:r>
-        <w:t>Martha Byler – Pray for her mother recovering from hip surgery</w:t>
-      </w:r>
-    </w:p>
-    <w:p>
-      <w:pPr>
-        <w:pStyle w:val="ListParagraph"/>
-        <w:numPr>
-          <w:ilvl w:val="0"/>
-          <w:numId w:val="4"/>
-        </w:numPr>
-        <w:spacing w:before="20" w:after="20"/>
-      </w:pPr>
-      <w:r>
-        <w:t>Kevin Graber – God’s faithfulness in providing a new job</w:t>
-      </w:r>
-    </w:p>
-    <w:p>
-      <w:pPr>
-        <w:pStyle w:val="ListParagraph"/>
-        <w:numPr>
-          <w:ilvl w:val="0"/>
-          <w:numId w:val="4"/>
-        </w:numPr>
-        <w:spacing w:before="20" w:after="20"/>
-      </w:pPr>
-      <w:r>
-        <w:t>Rhoda Miller – Feeling anxious about upcoming medical tests, trusting God</w:t>
-      </w:r>
-    </w:p>
-    <w:p>
-      <w:pPr>
-        <w:pStyle w:val="ListParagraph"/>
-        <w:numPr>
-          <w:ilvl w:val="0"/>
-          <w:numId w:val="4"/>
-        </w:numPr>
-        <w:spacing w:before="20" w:after="20"/>
-      </w:pPr>
-      <w:r>
-        <w:t>Josh Byler – Praise for answered prayer about his tooth</w:t>
+        <w:t>{{PRAYER_ITEM}}</w:t>
       </w:r>
     </w:p>
     <w:p>
@@ -389,7 +259,7 @@
           <w:sz w:val="22"/>
           <w:szCs w:val="22"/>
         </w:rPr>
-        <w:t>4. MESSAGE – David Yoder – Walking in the Light</w:t>
+        <w:t>4. MESSAGE – {{SPEAKER}} – {{SERMON_TITLE}}</w:t>
       </w:r>
     </w:p>
     <w:p>
@@ -402,124 +272,7 @@
         <w:spacing w:before="20" w:after="20"/>
       </w:pPr>
       <w:r>
-        <w:t>We are called to be children of light</w:t>
-      </w:r>
-    </w:p>
-    <w:p>
-      <w:pPr>
-        <w:pStyle w:val="ListParagraph"/>
-        <w:numPr>
-          <w:ilvl w:val="0"/>
-          <w:numId w:val="5"/>
-        </w:numPr>
-        <w:spacing w:before="20" w:after="20"/>
-      </w:pPr>
-      <w:r>
-        <w:t>1 John 1:5-7 – God is light and in Him there is no darkness</w:t>
-      </w:r>
-    </w:p>
-    <w:p>
-      <w:pPr>
-        <w:pStyle w:val="ListParagraph"/>
-        <w:numPr>
-          <w:ilvl w:val="0"/>
-          <w:numId w:val="5"/>
-        </w:numPr>
-        <w:spacing w:before="20" w:after="20"/>
-      </w:pPr>
-      <w:r>
-        <w:t>John 8:12 – Jesus said I am the light of the world</w:t>
-      </w:r>
-    </w:p>
-    <w:p>
-      <w:pPr>
-        <w:pStyle w:val="ListParagraph"/>
-        <w:numPr>
-          <w:ilvl w:val="0"/>
-          <w:numId w:val="5"/>
-        </w:numPr>
-        <w:spacing w:before="20" w:after="20"/>
-      </w:pPr>
-      <w:r>
-        <w:t>Sin tries to pull us into darkness</w:t>
-      </w:r>
-    </w:p>
-    <w:p>
-      <w:pPr>
-        <w:pStyle w:val="ListParagraph"/>
-        <w:numPr>
-          <w:ilvl w:val="0"/>
-          <w:numId w:val="5"/>
-        </w:numPr>
-        <w:spacing w:before="20" w:after="20"/>
-      </w:pPr>
-      <w:r>
-        <w:t>Ephesians 5:8 – For you were once darkness but now you are light in the Lord</w:t>
-      </w:r>
-    </w:p>
-    <w:p>
-      <w:pPr>
-        <w:pStyle w:val="ListParagraph"/>
-        <w:numPr>
-          <w:ilvl w:val="0"/>
-          <w:numId w:val="5"/>
-        </w:numPr>
-        <w:spacing w:before="20" w:after="20"/>
-      </w:pPr>
-      <w:r>
-        <w:t>How do we walk in the light daily?</w:t>
-      </w:r>
-    </w:p>
-    <w:p>
-      <w:pPr>
-        <w:pStyle w:val="ListParagraph"/>
-        <w:numPr>
-          <w:ilvl w:val="0"/>
-          <w:numId w:val="5"/>
-        </w:numPr>
-        <w:spacing w:before="20" w:after="20"/>
-      </w:pPr>
-      <w:r>
-        <w:t>Psalm 119:105 – Your word is a lamp to my feet</w:t>
-      </w:r>
-    </w:p>
-    <w:p>
-      <w:pPr>
-        <w:pStyle w:val="ListParagraph"/>
-        <w:numPr>
-          <w:ilvl w:val="0"/>
-          <w:numId w:val="5"/>
-        </w:numPr>
-        <w:spacing w:before="20" w:after="20"/>
-      </w:pPr>
-      <w:r>
-        <w:t>The importance of fellowship and accountability</w:t>
-      </w:r>
-    </w:p>
-    <w:p>
-      <w:pPr>
-        <w:pStyle w:val="ListParagraph"/>
-        <w:numPr>
-          <w:ilvl w:val="0"/>
-          <w:numId w:val="5"/>
-        </w:numPr>
-        <w:spacing w:before="20" w:after="20"/>
-      </w:pPr>
-      <w:r>
-        <w:t>We must choose light over darkness every single day</w:t>
-      </w:r>
-    </w:p>
-    <w:p>
-      <w:pPr>
-        <w:pStyle w:val="ListParagraph"/>
-        <w:numPr>
-          <w:ilvl w:val="0"/>
-          <w:numId w:val="5"/>
-        </w:numPr>
-        <w:spacing w:before="20" w:after="20"/>
-      </w:pPr>
-      <w:r>
-        <w:t>Matthew 5:16 – Let your light shine before others</w:t>
+        <w:t>{{MESSAGE_POINT}}</w:t>
       </w:r>
     </w:p>
     <w:p>

--- a/bulletin-final/template/TEMPLATE.docx
+++ b/bulletin-final/template/TEMPLATE.docx
@@ -211,6 +211,42 @@
     </w:p>
     <w:p>
       <w:pPr>
+        <w:pStyle w:val="ListParagraph"/>
+        <w:numPr>
+          <w:ilvl w:val="0"/>
+          <w:numId w:val="3"/>
+        </w:numPr>
+        <w:spacing w:before="20" w:after="20"/>
+      </w:pPr>
+      <w:r>
+        <w:t>{{EVENT_ITEM}}</w:t>
+      </w:r>
+    </w:p>
+    <w:p>
+      <w:pPr>
+        <w:pStyle w:val="ListParagraph"/>
+        <w:numPr>
+          <w:ilvl w:val="0"/>
+          <w:numId w:val="3"/>
+        </w:numPr>
+        <w:spacing w:before="20" w:after="20"/>
+      </w:pPr>
+      <w:r>
+        <w:t>{{EVENT_ITEM}}</w:t>
+      </w:r>
+    </w:p>
+    <w:p>
+      <w:pPr>
+        <w:pStyle w:val="ListParagraph"/>
+        <w:numPr>
+          <w:ilvl w:val="0"/>
+          <w:numId w:val="3"/>
+        </w:numPr>
+        <w:spacing w:before="20" w:after="20"/>
+      </w:pPr>
+    </w:p>
+    <w:p>
+      <w:pPr>
         <w:shd w:val="clear" w:color="auto" w:fill="2E75B6"/>
         <w:spacing w:before="200" w:after="100"/>
       </w:pPr>
@@ -223,6 +259,32 @@
           <w:szCs w:val="22"/>
         </w:rPr>
         <w:t>3. PRAYER &amp; SHARING</w:t>
+      </w:r>
+    </w:p>
+    <w:p>
+      <w:pPr>
+        <w:pStyle w:val="ListParagraph"/>
+        <w:numPr>
+          <w:ilvl w:val="0"/>
+          <w:numId w:val="4"/>
+        </w:numPr>
+        <w:spacing w:before="20" w:after="20"/>
+      </w:pPr>
+      <w:r>
+        <w:t>{{IN_SERVICE}}</w:t>
+      </w:r>
+    </w:p>
+    <w:p>
+      <w:pPr>
+        <w:pStyle w:val="ListParagraph"/>
+        <w:numPr>
+          <w:ilvl w:val="0"/>
+          <w:numId w:val="4"/>
+        </w:numPr>
+        <w:spacing w:before="20" w:after="20"/>
+      </w:pPr>
+      <w:r>
+        <w:t>{{IN_SERVICE}}</w:t>
       </w:r>
     </w:p>
     <w:p>
